--- a/labs/lab2-3-market-size/ЛР2-3_Объём_рынка_DiagramCode.docx
+++ b/labs/lab2-3-market-size/ЛР2-3_Объём_рынка_DiagramCode.docx
@@ -816,286 +816,22 @@
         <w:spacing w:after="120" w:before="240"/>
       </w:pPr>
       <w:r>
-        <w:t xml:space="preserve">5. Расчёт «сверху вниз» (top-down)</w:t>
-      </w:r>
-    </w:p>
-    <w:p>
-      <w:pPr>
-        <w:spacing w:after="20"/>
-      </w:pPr>
-      <w:r>
-        <w:rPr>
-          <w:rFonts w:ascii="Consolas" w:cs="Consolas" w:eastAsia="Consolas" w:hAnsi="Consolas"/>
-          <w:sz w:val="20"/>
-          <w:szCs w:val="20"/>
-        </w:rPr>
-        <w:t xml:space="preserve">Объём рынка = ПВТ-компании × доля с трафиком/интересом к diagram-as-code × доля готовых платить × средний чек/год</w:t>
-      </w:r>
-    </w:p>
-    <w:p>
-      <w:pPr>
-        <w:spacing w:after="20"/>
-      </w:pPr>
-      <w:r>
-        <w:rPr>
-          <w:rFonts w:ascii="Consolas" w:cs="Consolas" w:eastAsia="Consolas" w:hAnsi="Consolas"/>
-          <w:sz w:val="20"/>
-          <w:szCs w:val="20"/>
-        </w:rPr>
-        <w:t xml:space="preserve">            = 1000 × 0,30 (допущение: доля компаний, чьи команды уже искали/использовали diagram-as-code инструменты,</w:t>
-      </w:r>
-    </w:p>
-    <w:p>
-      <w:pPr>
-        <w:spacing w:after="20"/>
-      </w:pPr>
-      <w:r>
-        <w:rPr>
-          <w:rFonts w:ascii="Consolas" w:cs="Consolas" w:eastAsia="Consolas" w:hAnsi="Consolas"/>
-          <w:sz w:val="20"/>
-          <w:szCs w:val="20"/>
-        </w:rPr>
-        <w:t xml:space="preserve">                            ориентир — доля России в трафике plantuml.com среди стран-лидеров ~9%, для Беларуси как</w:t>
-      </w:r>
-    </w:p>
-    <w:p>
-      <w:pPr>
-        <w:spacing w:after="20"/>
-      </w:pPr>
-      <w:r>
-        <w:rPr>
-          <w:rFonts w:ascii="Consolas" w:cs="Consolas" w:eastAsia="Consolas" w:hAnsi="Consolas"/>
-          <w:sz w:val="20"/>
-          <w:szCs w:val="20"/>
-        </w:rPr>
-        <w:t xml:space="preserve">                            более узкого IT-хаба берём выше — 30%, допущение на проверку)</w:t>
-      </w:r>
-    </w:p>
-    <w:p>
-      <w:pPr>
-        <w:spacing w:after="20"/>
-      </w:pPr>
-      <w:r>
-        <w:rPr>
-          <w:rFonts w:ascii="Consolas" w:cs="Consolas" w:eastAsia="Consolas" w:hAnsi="Consolas"/>
-          <w:sz w:val="20"/>
-          <w:szCs w:val="20"/>
-        </w:rPr>
-        <w:t xml:space="preserve">            × 0,15 (доля готовых платить за AI-надстройку, а не остаться на бесплatном PlantUML/Mermaid — допущение)</w:t>
-      </w:r>
-    </w:p>
-    <w:p>
-      <w:pPr>
-        <w:spacing w:after="20"/>
-      </w:pPr>
-      <w:r>
-        <w:rPr>
-          <w:rFonts w:ascii="Consolas" w:cs="Consolas" w:eastAsia="Consolas" w:hAnsi="Consolas"/>
-          <w:sz w:val="20"/>
-          <w:szCs w:val="20"/>
-        </w:rPr>
-        <w:t xml:space="preserve">            × $480/год</w:t>
-      </w:r>
-    </w:p>
-    <w:p>
-      <w:pPr>
-        <w:spacing w:after="20"/>
-      </w:pPr>
-      <w:r>
-        <w:rPr>
-          <w:rFonts w:ascii="Consolas" w:cs="Consolas" w:eastAsia="Consolas" w:hAnsi="Consolas"/>
-          <w:sz w:val="20"/>
-          <w:szCs w:val="20"/>
-        </w:rPr>
-        <w:t xml:space="preserve">            = 1000 × 0,30 × 0,15 × 480 ≈ $21 600/год (верхняя ориентировочная оценка для сегмента ПВТ Беларуси)</w:t>
-      </w:r>
-    </w:p>
-    <w:p>
-      <w:pPr>
-        <w:spacing w:after="100"/>
-      </w:pPr>
-    </w:p>
-    <w:p>
-      <w:pPr>
-        <w:pStyle w:val="Heading1"/>
-        <w:spacing w:after="120" w:before="240"/>
-      </w:pPr>
-      <w:r>
-        <w:t xml:space="preserve">6. Расчёт «снизу вверх» (bottom-up) — через количество потенциальных клиентов</w:t>
-      </w:r>
-    </w:p>
-    <w:p>
-      <w:pPr>
-        <w:spacing w:after="20"/>
-      </w:pPr>
-      <w:r>
-        <w:rPr>
-          <w:rFonts w:ascii="Consolas" w:cs="Consolas" w:eastAsia="Consolas" w:hAnsi="Consolas"/>
-          <w:sz w:val="20"/>
-          <w:szCs w:val="20"/>
-        </w:rPr>
-        <w:t xml:space="preserve">Платежеспособный рынок = число компаний в сегменте × доля нуждающихся × доля готовых покупать онлайн × средний годовой чек</w:t>
-      </w:r>
-    </w:p>
-    <w:p>
-      <w:pPr>
-        <w:spacing w:after="20"/>
-      </w:pPr>
-      <w:r>
-        <w:rPr>
-          <w:rFonts w:ascii="Consolas" w:cs="Consolas" w:eastAsia="Consolas" w:hAnsi="Consolas"/>
-          <w:sz w:val="20"/>
-          <w:szCs w:val="20"/>
-        </w:rPr>
-        <w:t xml:space="preserve">                        = 1000 × 0,60 (допущение: доля компаний, ведущих техдокументацию с диаграммами)</w:t>
-      </w:r>
-    </w:p>
-    <w:p>
-      <w:pPr>
-        <w:spacing w:after="20"/>
-      </w:pPr>
-      <w:r>
-        <w:rPr>
-          <w:rFonts w:ascii="Consolas" w:cs="Consolas" w:eastAsia="Consolas" w:hAnsi="Consolas"/>
-          <w:sz w:val="20"/>
-          <w:szCs w:val="20"/>
-        </w:rPr>
-        <w:t xml:space="preserve">                          × 0,10 (доля готовых платить именно за AI-инструмент, а не бесплатную альтернативу)</w:t>
-      </w:r>
-    </w:p>
-    <w:p>
-      <w:pPr>
-        <w:spacing w:after="20"/>
-      </w:pPr>
-      <w:r>
-        <w:rPr>
-          <w:rFonts w:ascii="Consolas" w:cs="Consolas" w:eastAsia="Consolas" w:hAnsi="Consolas"/>
-          <w:sz w:val="20"/>
-          <w:szCs w:val="20"/>
-        </w:rPr>
-        <w:t xml:space="preserve">                          × $480</w:t>
-      </w:r>
-    </w:p>
-    <w:p>
-      <w:pPr>
-        <w:spacing w:after="20"/>
-      </w:pPr>
-      <w:r>
-        <w:rPr>
-          <w:rFonts w:ascii="Consolas" w:cs="Consolas" w:eastAsia="Consolas" w:hAnsi="Consolas"/>
-          <w:sz w:val="20"/>
-          <w:szCs w:val="20"/>
-        </w:rPr>
-        <w:t xml:space="preserve">                        = 1000 × 0,60 × 0,10 × 480 = $28 800/год</w:t>
-      </w:r>
-    </w:p>
-    <w:p>
-      <w:pPr>
-        <w:spacing w:after="100"/>
-      </w:pPr>
+        <w:t xml:space="preserve">5. Расчёт «сверху вниз» (top-down) — независимый от раздела 6, через ВВП</w:t>
+      </w:r>
     </w:p>
     <w:p>
       <w:pPr>
         <w:spacing w:after="120"/>
       </w:pPr>
       <w:r>
-        <w:t xml:space="preserve">Оба метода («сверху вниз» и «снизу вверх») дают близкий порядок величины ($21,6К - $28,8К/год для стартового сегмента ПВТ Беларуси) — это хороший признак согласованности расчёта по правилам методики (раздел 11 инструкции ЛР2: «если методики сильно расходятся — проверить коэффициенты сужения»).</w:t>
-      </w:r>
-    </w:p>
-    <w:p>
-      <w:pPr>
-        <w:pStyle w:val="Heading1"/>
-        <w:spacing w:after="120" w:before="240"/>
-      </w:pPr>
-      <w:r>
-        <w:t xml:space="preserve">7. Оценка через цифровую воронку</w:t>
-      </w:r>
-    </w:p>
-    <w:p>
-      <w:pPr>
-        <w:spacing w:after="20"/>
-      </w:pPr>
-      <w:r>
-        <w:rPr>
-          <w:rFonts w:ascii="Consolas" w:cs="Consolas" w:eastAsia="Consolas" w:hAnsi="Consolas"/>
-          <w:sz w:val="20"/>
-          <w:szCs w:val="20"/>
-        </w:rPr>
-        <w:t xml:space="preserve">Выручка = охват (посетители блога/документации DiagramCode + органический поиск по семантическому ядру ЛР1)</w:t>
-      </w:r>
-    </w:p>
-    <w:p>
-      <w:pPr>
-        <w:spacing w:after="20"/>
-      </w:pPr>
-      <w:r>
-        <w:rPr>
-          <w:rFonts w:ascii="Consolas" w:cs="Consolas" w:eastAsia="Consolas" w:hAnsi="Consolas"/>
-          <w:sz w:val="20"/>
-          <w:szCs w:val="20"/>
-        </w:rPr>
-        <w:t xml:space="preserve">        × доля переходов на сайт (допущение 20%)</w:t>
-      </w:r>
-    </w:p>
-    <w:p>
-      <w:pPr>
-        <w:spacing w:after="20"/>
-      </w:pPr>
-      <w:r>
-        <w:rPr>
-          <w:rFonts w:ascii="Consolas" w:cs="Consolas" w:eastAsia="Consolas" w:hAnsi="Consolas"/>
-          <w:sz w:val="20"/>
-          <w:szCs w:val="20"/>
-        </w:rPr>
-        <w:t xml:space="preserve">        × конверсия в регистрацию (допущение 8%, ориентир по индустрии для dev-tools)</w:t>
-      </w:r>
-    </w:p>
-    <w:p>
-      <w:pPr>
-        <w:spacing w:after="20"/>
-      </w:pPr>
-      <w:r>
-        <w:rPr>
-          <w:rFonts w:ascii="Consolas" w:cs="Consolas" w:eastAsia="Consolas" w:hAnsi="Consolas"/>
-          <w:sz w:val="20"/>
-          <w:szCs w:val="20"/>
-        </w:rPr>
-        <w:t xml:space="preserve">        × конверсия в оплату (допущение 5%, консервативно из-за сильных бесплатных альтернатив — PlantUML/Mermaid бесплатны)</w:t>
-      </w:r>
-    </w:p>
-    <w:p>
-      <w:pPr>
-        <w:spacing w:after="20"/>
-      </w:pPr>
-      <w:r>
-        <w:rPr>
-          <w:rFonts w:ascii="Consolas" w:cs="Consolas" w:eastAsia="Consolas" w:hAnsi="Consolas"/>
-          <w:sz w:val="20"/>
-          <w:szCs w:val="20"/>
-        </w:rPr>
-        <w:t xml:space="preserve">        × средний чек $480/год</w:t>
-      </w:r>
-    </w:p>
-    <w:p>
-      <w:pPr>
-        <w:spacing w:after="100"/>
-      </w:pPr>
-    </w:p>
-    <w:p>
-      <w:pPr>
-        <w:spacing w:after="120"/>
-      </w:pPr>
-      <w:r>
-        <w:t xml:space="preserve">Без готового трафика сайта DiagramCode (продукт ещё не запущен) этот расчёт пока не даёт числа — он используется после первого релиза как инструмент проверки факта, а не прогноза (см. общий принцип методики: воронка — расчёт по фактическим данным, а не по гипотетическому трафику).</w:t>
-      </w:r>
-    </w:p>
-    <w:p>
-      <w:pPr>
-        <w:pStyle w:val="Heading1"/>
-        <w:spacing w:after="120" w:before="240"/>
-      </w:pPr>
-      <w:r>
-        <w:t xml:space="preserve">8. Сценарная оценка</w:t>
+        <w:rPr>
+          <w:b/>
+          <w:bCs/>
+        </w:rPr>
+        <w:t xml:space="preserve">Исправление после ревизии</w:t>
+      </w:r>
+      <w:r>
+        <w:t xml:space="preserve">: в предыдущей версии этого документа разделы 5 и 6 по ошибке использовали одну и ту же формулу (через количество компаний) с разными коэффициентами — это не два независимых метода, а один и тот же, посчитанный дважды. Настоящий «сверху вниз» обязан стартовать от внешнего агрегата (методика ЛР2, §7.1: «начинается с большого показателя»), поэтому ниже — пересчёт от ВВП Беларуси, а раздел 6 остаётся единственным расчётом через количество клиентов.</w:t>
       </w:r>
     </w:p>
     <w:tbl>
@@ -1130,13 +866,692 @@
                 <w:b/>
                 <w:bCs/>
               </w:rPr>
+              <w:t xml:space="preserve">Параметр</w:t>
+            </w:r>
+          </w:p>
+        </w:tc>
+        <w:tc>
+          <w:tcPr>
+            <w:tcW w:type="dxa" w:w="3212"/>
+            <w:shd w:fill="D9D9D9" w:val="clear"/>
+          </w:tcPr>
+          <w:p>
+            <w:r>
+              <w:rPr>
+                <w:b/>
+                <w:bCs/>
+              </w:rPr>
+              <w:t xml:space="preserve">Значение</w:t>
+            </w:r>
+          </w:p>
+        </w:tc>
+        <w:tc>
+          <w:tcPr>
+            <w:tcW w:type="dxa" w:w="3212"/>
+            <w:shd w:fill="D9D9D9" w:val="clear"/>
+          </w:tcPr>
+          <w:p>
+            <w:r>
+              <w:rPr>
+                <w:b/>
+                <w:bCs/>
+              </w:rPr>
+              <w:t xml:space="preserve">Источник</w:t>
+            </w:r>
+          </w:p>
+        </w:tc>
+      </w:tr>
+      <w:tr>
+        <w:tc>
+          <w:tcPr>
+            <w:tcW w:type="dxa" w:w="3212"/>
+          </w:tcPr>
+          <w:p>
+            <w:r>
+              <w:t xml:space="preserve">ВВП Беларуси, 2024</w:t>
+            </w:r>
+          </w:p>
+        </w:tc>
+        <w:tc>
+          <w:tcPr>
+            <w:tcW w:type="dxa" w:w="3212"/>
+          </w:tcPr>
+          <w:p>
+            <w:r>
+              <w:rPr>
+                <w:b/>
+                <w:bCs/>
+              </w:rPr>
+              <w:t xml:space="preserve">$78,59 млрд</w:t>
+            </w:r>
+          </w:p>
+        </w:tc>
+        <w:tc>
+          <w:tcPr>
+            <w:tcW w:type="dxa" w:w="3212"/>
+          </w:tcPr>
+          <w:p>
+            <w:r>
+              <w:t xml:space="preserve">macrotrends.net, снято 2026-09-17</w:t>
+            </w:r>
+          </w:p>
+        </w:tc>
+      </w:tr>
+      <w:tr>
+        <w:tc>
+          <w:tcPr>
+            <w:tcW w:type="dxa" w:w="3212"/>
+          </w:tcPr>
+          <w:p>
+            <w:r>
+              <w:t xml:space="preserve">Доля ИТ-сектора в ВВП</w:t>
+            </w:r>
+          </w:p>
+        </w:tc>
+        <w:tc>
+          <w:tcPr>
+            <w:tcW w:type="dxa" w:w="3212"/>
+          </w:tcPr>
+          <w:p>
+            <w:r>
+              <w:t xml:space="preserve">6,1 % (I кв. 2025)</w:t>
+            </w:r>
+          </w:p>
+        </w:tc>
+        <w:tc>
+          <w:tcPr>
+            <w:tcW w:type="dxa" w:w="3212"/>
+          </w:tcPr>
+          <w:p>
+            <w:r>
+              <w:t xml:space="preserve">opencompanyinbelarus.com (уже использован в разделе 3)</w:t>
+            </w:r>
+          </w:p>
+        </w:tc>
+      </w:tr>
+      <w:tr>
+        <w:tc>
+          <w:tcPr>
+            <w:tcW w:type="dxa" w:w="3212"/>
+          </w:tcPr>
+          <w:p>
+            <w:r>
+              <w:t xml:space="preserve">⇒ Оборот ИТ-сектора Беларуси</w:t>
+            </w:r>
+          </w:p>
+        </w:tc>
+        <w:tc>
+          <w:tcPr>
+            <w:tcW w:type="dxa" w:w="3212"/>
+          </w:tcPr>
+          <w:p>
+            <w:r>
+              <w:t xml:space="preserve">$78,59 млрд × 0,061 ≈ </w:t>
+            </w:r>
+            <w:r>
+              <w:rPr>
+                <w:b/>
+                <w:bCs/>
+              </w:rPr>
+              <w:t xml:space="preserve">$4,79 млрд/год</w:t>
+            </w:r>
+          </w:p>
+        </w:tc>
+        <w:tc>
+          <w:tcPr>
+            <w:tcW w:type="dxa" w:w="3212"/>
+          </w:tcPr>
+          <w:p>
+            <w:r>
+              <w:t xml:space="preserve">расчёт</w:t>
+            </w:r>
+          </w:p>
+        </w:tc>
+      </w:tr>
+    </w:tbl>
+    <w:p>
+      <w:pPr>
+        <w:spacing w:after="120"/>
+      </w:pPr>
+    </w:p>
+    <w:p>
+      <w:pPr>
+        <w:spacing w:after="20"/>
+      </w:pPr>
+      <w:r>
+        <w:rPr>
+          <w:rFonts w:ascii="Consolas" w:cs="Consolas" w:eastAsia="Consolas" w:hAnsi="Consolas"/>
+          <w:sz w:val="20"/>
+          <w:szCs w:val="20"/>
+        </w:rPr>
+        <w:t xml:space="preserve">Потолок рынка (TAM) = Оборот ИТ-сектора Беларуси</w:t>
+      </w:r>
+    </w:p>
+    <w:p>
+      <w:pPr>
+        <w:spacing w:after="20"/>
+      </w:pPr>
+      <w:r>
+        <w:rPr>
+          <w:rFonts w:ascii="Consolas" w:cs="Consolas" w:eastAsia="Consolas" w:hAnsi="Consolas"/>
+          <w:sz w:val="20"/>
+          <w:szCs w:val="20"/>
+        </w:rPr>
+        <w:t xml:space="preserve">                     × 0,02 (допущение: доля оборота ИТ-сектора, приходящаяся на внутренний dev-tooling/</w:t>
+      </w:r>
+    </w:p>
+    <w:p>
+      <w:pPr>
+        <w:spacing w:after="20"/>
+      </w:pPr>
+      <w:r>
+        <w:rPr>
+          <w:rFonts w:ascii="Consolas" w:cs="Consolas" w:eastAsia="Consolas" w:hAnsi="Consolas"/>
+          <w:sz w:val="20"/>
+          <w:szCs w:val="20"/>
+        </w:rPr>
+        <w:t xml:space="preserve">                             документацию, а не на клиентские заказные разработки — требует проверки)</w:t>
+      </w:r>
+    </w:p>
+    <w:p>
+      <w:pPr>
+        <w:spacing w:after="20"/>
+      </w:pPr>
+      <w:r>
+        <w:rPr>
+          <w:rFonts w:ascii="Consolas" w:cs="Consolas" w:eastAsia="Consolas" w:hAnsi="Consolas"/>
+          <w:sz w:val="20"/>
+          <w:szCs w:val="20"/>
+        </w:rPr>
+        <w:t xml:space="preserve">                     × 0,05 (допущение: доля dev-tooling-бюджета именно на инструменты диаграмм/документация-как-код)</w:t>
+      </w:r>
+    </w:p>
+    <w:p>
+      <w:pPr>
+        <w:spacing w:after="20"/>
+      </w:pPr>
+      <w:r>
+        <w:rPr>
+          <w:rFonts w:ascii="Consolas" w:cs="Consolas" w:eastAsia="Consolas" w:hAnsi="Consolas"/>
+          <w:sz w:val="20"/>
+          <w:szCs w:val="20"/>
+        </w:rPr>
+        <w:t xml:space="preserve">                     × 0,10 (допущение: реалистично достижимая в 1-й год доля через цифровые каналы и конверсию)</w:t>
+      </w:r>
+    </w:p>
+    <w:p>
+      <w:pPr>
+        <w:spacing w:after="20"/>
+      </w:pPr>
+      <w:r>
+        <w:rPr>
+          <w:rFonts w:ascii="Consolas" w:cs="Consolas" w:eastAsia="Consolas" w:hAnsi="Consolas"/>
+          <w:sz w:val="20"/>
+          <w:szCs w:val="20"/>
+        </w:rPr>
+        <w:t xml:space="preserve">                     = $4 790 000 000 × 0,02 × 0,05 × 0,10</w:t>
+      </w:r>
+    </w:p>
+    <w:p>
+      <w:pPr>
+        <w:spacing w:after="20"/>
+      </w:pPr>
+      <w:r>
+        <w:rPr>
+          <w:rFonts w:ascii="Consolas" w:cs="Consolas" w:eastAsia="Consolas" w:hAnsi="Consolas"/>
+          <w:sz w:val="20"/>
+          <w:szCs w:val="20"/>
+        </w:rPr>
+        <w:t xml:space="preserve">                     = $479 000/год</w:t>
+      </w:r>
+    </w:p>
+    <w:p>
+      <w:pPr>
+        <w:spacing w:after="100"/>
+      </w:pPr>
+    </w:p>
+    <w:p>
+      <w:pPr>
+        <w:spacing w:after="120"/>
+      </w:pPr>
+      <w:r>
+        <w:t xml:space="preserve">Это верхний потолок (TAM), а не прогноз продаж — расчёт от агрегата почти всегда завышает (методика ЛР2, §7.1 «плюсы/ограничения» top-down), что и произошло: $479 000 на порядок больше, чем оценка через клиентов в разделе 6. Это ожидаемо и не является ошибкой — правило согласования №1 (инструкция ЛР2, §11) требует в такой ситуации перепроверить коэффициенты сужения, а не подгонять числа друг под друга; три допущения выше — самое узкое место всего расчёта и явно помечены как требующие проверки.</w:t>
+      </w:r>
+    </w:p>
+    <w:p>
+      <w:pPr>
+        <w:pStyle w:val="Heading1"/>
+        <w:spacing w:after="120" w:before="240"/>
+      </w:pPr>
+      <w:r>
+        <w:t xml:space="preserve">6. Расчёт «снизу вверх» (bottom-up) — через количество потенциальных клиентов</w:t>
+      </w:r>
+    </w:p>
+    <w:p>
+      <w:pPr>
+        <w:spacing w:after="20"/>
+      </w:pPr>
+      <w:r>
+        <w:rPr>
+          <w:rFonts w:ascii="Consolas" w:cs="Consolas" w:eastAsia="Consolas" w:hAnsi="Consolas"/>
+          <w:sz w:val="20"/>
+          <w:szCs w:val="20"/>
+        </w:rPr>
+        <w:t xml:space="preserve">Платежеспособный рынок = число компаний в сегменте × доля нуждающихся × доля готовых покупать онлайн × средний годовой чек</w:t>
+      </w:r>
+    </w:p>
+    <w:p>
+      <w:pPr>
+        <w:spacing w:after="20"/>
+      </w:pPr>
+      <w:r>
+        <w:rPr>
+          <w:rFonts w:ascii="Consolas" w:cs="Consolas" w:eastAsia="Consolas" w:hAnsi="Consolas"/>
+          <w:sz w:val="20"/>
+          <w:szCs w:val="20"/>
+        </w:rPr>
+        <w:t xml:space="preserve">                        = 1000 × 0,60 (допущение: доля компаний, ведущих техдокументацию с диаграммами)</w:t>
+      </w:r>
+    </w:p>
+    <w:p>
+      <w:pPr>
+        <w:spacing w:after="20"/>
+      </w:pPr>
+      <w:r>
+        <w:rPr>
+          <w:rFonts w:ascii="Consolas" w:cs="Consolas" w:eastAsia="Consolas" w:hAnsi="Consolas"/>
+          <w:sz w:val="20"/>
+          <w:szCs w:val="20"/>
+        </w:rPr>
+        <w:t xml:space="preserve">                          × 0,10 (допущение: доля готовых платить именно за AI-инструмент, а не бесплатную альтернативу)</w:t>
+      </w:r>
+    </w:p>
+    <w:p>
+      <w:pPr>
+        <w:spacing w:after="20"/>
+      </w:pPr>
+      <w:r>
+        <w:rPr>
+          <w:rFonts w:ascii="Consolas" w:cs="Consolas" w:eastAsia="Consolas" w:hAnsi="Consolas"/>
+          <w:sz w:val="20"/>
+          <w:szCs w:val="20"/>
+        </w:rPr>
+        <w:t xml:space="preserve">                          × $480</w:t>
+      </w:r>
+    </w:p>
+    <w:p>
+      <w:pPr>
+        <w:spacing w:after="20"/>
+      </w:pPr>
+      <w:r>
+        <w:rPr>
+          <w:rFonts w:ascii="Consolas" w:cs="Consolas" w:eastAsia="Consolas" w:hAnsi="Consolas"/>
+          <w:sz w:val="20"/>
+          <w:szCs w:val="20"/>
+        </w:rPr>
+        <w:t xml:space="preserve">                        = 1000 × 0,60 × 0,10 × 480 = $28 800/год</w:t>
+      </w:r>
+    </w:p>
+    <w:p>
+      <w:pPr>
+        <w:spacing w:after="100"/>
+      </w:pPr>
+    </w:p>
+    <w:p>
+      <w:pPr>
+        <w:pStyle w:val="Heading1"/>
+        <w:spacing w:after="120" w:before="240"/>
+      </w:pPr>
+      <w:r>
+        <w:t xml:space="preserve">6а. TAM / SAM / SOM</w:t>
+      </w:r>
+    </w:p>
+    <w:tbl>
+      <w:tblPr>
+        <w:tblW w:type="dxa" w:w="9638"/>
+        <w:tblBorders>
+          <w:top w:val="single" w:color="auto" w:sz="4"/>
+          <w:left w:val="single" w:color="auto" w:sz="4"/>
+          <w:bottom w:val="single" w:color="auto" w:sz="4"/>
+          <w:right w:val="single" w:color="auto" w:sz="4"/>
+          <w:insideH w:val="single" w:color="auto" w:sz="4"/>
+          <w:insideV w:val="single" w:color="auto" w:sz="4"/>
+        </w:tblBorders>
+      </w:tblPr>
+      <w:tblGrid>
+        <w:gridCol w:w="3212"/>
+        <w:gridCol w:w="3212"/>
+        <w:gridCol w:w="3212"/>
+      </w:tblGrid>
+      <w:tr>
+        <w:trPr>
+          <w:tblHeader/>
+        </w:trPr>
+        <w:tc>
+          <w:tcPr>
+            <w:tcW w:type="dxa" w:w="3212"/>
+            <w:shd w:fill="D9D9D9" w:val="clear"/>
+          </w:tcPr>
+          <w:p>
+            <w:r>
+              <w:rPr>
+                <w:b/>
+                <w:bCs/>
+              </w:rPr>
+              <w:t xml:space="preserve">Уровень</w:t>
+            </w:r>
+          </w:p>
+        </w:tc>
+        <w:tc>
+          <w:tcPr>
+            <w:tcW w:type="dxa" w:w="3212"/>
+            <w:shd w:fill="D9D9D9" w:val="clear"/>
+          </w:tcPr>
+          <w:p>
+            <w:r>
+              <w:rPr>
+                <w:b/>
+                <w:bCs/>
+              </w:rPr>
+              <w:t xml:space="preserve">Значение</w:t>
+            </w:r>
+          </w:p>
+        </w:tc>
+        <w:tc>
+          <w:tcPr>
+            <w:tcW w:type="dxa" w:w="3212"/>
+            <w:shd w:fill="D9D9D9" w:val="clear"/>
+          </w:tcPr>
+          <w:p>
+            <w:r>
+              <w:rPr>
+                <w:b/>
+                <w:bCs/>
+              </w:rPr>
+              <w:t xml:space="preserve">Как получено</w:t>
+            </w:r>
+          </w:p>
+        </w:tc>
+      </w:tr>
+      <w:tr>
+        <w:tc>
+          <w:tcPr>
+            <w:tcW w:type="dxa" w:w="3212"/>
+          </w:tcPr>
+          <w:p>
+            <w:r>
+              <w:rPr>
+                <w:b/>
+                <w:bCs/>
+              </w:rPr>
+              <w:t xml:space="preserve">TAM</w:t>
+            </w:r>
+            <w:r>
+              <w:t xml:space="preserve"> (потолок рынка)</w:t>
+            </w:r>
+          </w:p>
+        </w:tc>
+        <w:tc>
+          <w:tcPr>
+            <w:tcW w:type="dxa" w:w="3212"/>
+          </w:tcPr>
+          <w:p>
+            <w:r>
+              <w:rPr>
+                <w:b/>
+                <w:bCs/>
+              </w:rPr>
+              <w:t xml:space="preserve">≈ $479 000/год</w:t>
+            </w:r>
+          </w:p>
+        </w:tc>
+        <w:tc>
+          <w:tcPr>
+            <w:tcW w:type="dxa" w:w="3212"/>
+          </w:tcPr>
+          <w:p>
+            <w:r>
+              <w:t xml:space="preserve">Раздел 5, расчёт от ВВП/оборота ИТ-сектора Беларуси — максимум при благоприятных допущениях</w:t>
+            </w:r>
+          </w:p>
+        </w:tc>
+      </w:tr>
+      <w:tr>
+        <w:tc>
+          <w:tcPr>
+            <w:tcW w:type="dxa" w:w="3212"/>
+          </w:tcPr>
+          <w:p>
+            <w:r>
+              <w:rPr>
+                <w:b/>
+                <w:bCs/>
+              </w:rPr>
+              <w:t xml:space="preserve">SAM</w:t>
+            </w:r>
+            <w:r>
+              <w:t xml:space="preserve"> (обслуживаемый рынок)</w:t>
+            </w:r>
+          </w:p>
+        </w:tc>
+        <w:tc>
+          <w:tcPr>
+            <w:tcW w:type="dxa" w:w="3212"/>
+          </w:tcPr>
+          <w:p>
+            <w:r>
+              <w:rPr>
+                <w:b/>
+                <w:bCs/>
+              </w:rPr>
+              <w:t xml:space="preserve">≈ $21 600–28 800/год</w:t>
+            </w:r>
+          </w:p>
+        </w:tc>
+        <w:tc>
+          <w:tcPr>
+            <w:tcW w:type="dxa" w:w="3212"/>
+          </w:tcPr>
+          <w:p>
+            <w:r>
+              <w:t xml:space="preserve">Раздел 6 (снизу вверх) — компании ПВТ, реально нуждающиеся и готовые покупать онлайн</w:t>
+            </w:r>
+          </w:p>
+        </w:tc>
+      </w:tr>
+      <w:tr>
+        <w:tc>
+          <w:tcPr>
+            <w:tcW w:type="dxa" w:w="3212"/>
+          </w:tcPr>
+          <w:p>
+            <w:r>
+              <w:rPr>
+                <w:b/>
+                <w:bCs/>
+              </w:rPr>
+              <w:t xml:space="preserve">SOM</w:t>
+            </w:r>
+            <w:r>
+              <w:t xml:space="preserve"> (достижимая доля в 1-й год)</w:t>
+            </w:r>
+          </w:p>
+        </w:tc>
+        <w:tc>
+          <w:tcPr>
+            <w:tcW w:type="dxa" w:w="3212"/>
+          </w:tcPr>
+          <w:p>
+            <w:r>
+              <w:rPr>
+                <w:b/>
+                <w:bCs/>
+              </w:rPr>
+              <w:t xml:space="preserve">≈ $9 600–15 000/год</w:t>
+            </w:r>
+          </w:p>
+        </w:tc>
+        <w:tc>
+          <w:tcPr>
+            <w:tcW w:type="dxa" w:w="3212"/>
+          </w:tcPr>
+          <w:p>
+            <w:r>
+              <w:t xml:space="preserve">Осторожный сценарий раздела 8 — реалистичный захват в первый год с учётом отсутствия репутации у нового продукта</w:t>
+            </w:r>
+          </w:p>
+        </w:tc>
+      </w:tr>
+    </w:tbl>
+    <w:p>
+      <w:pPr>
+        <w:spacing w:after="120"/>
+      </w:pPr>
+    </w:p>
+    <w:p>
+      <w:pPr>
+        <w:spacing w:after="120"/>
+      </w:pPr>
+      <w:r>
+        <w:t xml:space="preserve">Разрыв TAM/SAM почти в 20 раз — прямое следствие того, что три коэффициента сужения в разделе 5 (2 %, 5 %, 10 %) экспертные и не проверены; такой разрыв методика явно ожидает от grubого top-down-потолка и не считает ошибкой сам по себе, но требует явно об этом написать в отчёте, а не молчать.</w:t>
+      </w:r>
+    </w:p>
+    <w:p>
+      <w:pPr>
+        <w:pStyle w:val="Heading1"/>
+        <w:spacing w:after="120" w:before="240"/>
+      </w:pPr>
+      <w:r>
+        <w:t xml:space="preserve">7. Оценка через цифровую воронку</w:t>
+      </w:r>
+    </w:p>
+    <w:p>
+      <w:pPr>
+        <w:spacing w:after="20"/>
+      </w:pPr>
+      <w:r>
+        <w:rPr>
+          <w:rFonts w:ascii="Consolas" w:cs="Consolas" w:eastAsia="Consolas" w:hAnsi="Consolas"/>
+          <w:sz w:val="20"/>
+          <w:szCs w:val="20"/>
+        </w:rPr>
+        <w:t xml:space="preserve">Выручка = охват (посетители блога/документации DiagramCode + органический поиск по семантическому ядру ЛР1)</w:t>
+      </w:r>
+    </w:p>
+    <w:p>
+      <w:pPr>
+        <w:spacing w:after="20"/>
+      </w:pPr>
+      <w:r>
+        <w:rPr>
+          <w:rFonts w:ascii="Consolas" w:cs="Consolas" w:eastAsia="Consolas" w:hAnsi="Consolas"/>
+          <w:sz w:val="20"/>
+          <w:szCs w:val="20"/>
+        </w:rPr>
+        <w:t xml:space="preserve">        × доля переходов на сайт (допущение 20%)</w:t>
+      </w:r>
+    </w:p>
+    <w:p>
+      <w:pPr>
+        <w:spacing w:after="20"/>
+      </w:pPr>
+      <w:r>
+        <w:rPr>
+          <w:rFonts w:ascii="Consolas" w:cs="Consolas" w:eastAsia="Consolas" w:hAnsi="Consolas"/>
+          <w:sz w:val="20"/>
+          <w:szCs w:val="20"/>
+        </w:rPr>
+        <w:t xml:space="preserve">        × конверсия в регистрацию (допущение 8%, ориентир по индустрии для dev-tools)</w:t>
+      </w:r>
+    </w:p>
+    <w:p>
+      <w:pPr>
+        <w:spacing w:after="20"/>
+      </w:pPr>
+      <w:r>
+        <w:rPr>
+          <w:rFonts w:ascii="Consolas" w:cs="Consolas" w:eastAsia="Consolas" w:hAnsi="Consolas"/>
+          <w:sz w:val="20"/>
+          <w:szCs w:val="20"/>
+        </w:rPr>
+        <w:t xml:space="preserve">        × конверсия в оплату (допущение 5%, консервативно из-за сильных бесплатных альтернатив — PlantUML/Mermaid бесплатны)</w:t>
+      </w:r>
+    </w:p>
+    <w:p>
+      <w:pPr>
+        <w:spacing w:after="20"/>
+      </w:pPr>
+      <w:r>
+        <w:rPr>
+          <w:rFonts w:ascii="Consolas" w:cs="Consolas" w:eastAsia="Consolas" w:hAnsi="Consolas"/>
+          <w:sz w:val="20"/>
+          <w:szCs w:val="20"/>
+        </w:rPr>
+        <w:t xml:space="preserve">        × средний чек $480/год</w:t>
+      </w:r>
+    </w:p>
+    <w:p>
+      <w:pPr>
+        <w:spacing w:after="100"/>
+      </w:pPr>
+    </w:p>
+    <w:p>
+      <w:pPr>
+        <w:spacing w:after="120"/>
+      </w:pPr>
+      <w:r>
+        <w:t xml:space="preserve">Без готового трафика сайта DiagramCode (продукт ещё не запущен) этот расчёт пока не даёт числа — он используется после первого релиза как инструмент проверки факта, а не прогноза (см. общий принцип методики: воронка — расчёт по фактическим данным, а не по гипотетическому трафику).</w:t>
+      </w:r>
+    </w:p>
+    <w:p>
+      <w:pPr>
+        <w:pStyle w:val="Heading1"/>
+        <w:spacing w:after="120" w:before="240"/>
+      </w:pPr>
+      <w:r>
+        <w:t xml:space="preserve">8. Сценарная оценка</w:t>
+      </w:r>
+    </w:p>
+    <w:tbl>
+      <w:tblPr>
+        <w:tblW w:type="dxa" w:w="9638"/>
+        <w:tblBorders>
+          <w:top w:val="single" w:color="auto" w:sz="4"/>
+          <w:left w:val="single" w:color="auto" w:sz="4"/>
+          <w:bottom w:val="single" w:color="auto" w:sz="4"/>
+          <w:right w:val="single" w:color="auto" w:sz="4"/>
+          <w:insideH w:val="single" w:color="auto" w:sz="4"/>
+          <w:insideV w:val="single" w:color="auto" w:sz="4"/>
+        </w:tblBorders>
+      </w:tblPr>
+      <w:tblGrid>
+        <w:gridCol w:w="2409"/>
+        <w:gridCol w:w="2409"/>
+        <w:gridCol w:w="2409"/>
+        <w:gridCol w:w="2409"/>
+      </w:tblGrid>
+      <w:tr>
+        <w:trPr>
+          <w:tblHeader/>
+        </w:trPr>
+        <w:tc>
+          <w:tcPr>
+            <w:tcW w:type="dxa" w:w="2409"/>
+            <w:shd w:fill="D9D9D9" w:val="clear"/>
+          </w:tcPr>
+          <w:p>
+            <w:r>
+              <w:rPr>
+                <w:b/>
+                <w:bCs/>
+              </w:rPr>
               <w:t xml:space="preserve">Сценарий</w:t>
             </w:r>
           </w:p>
         </w:tc>
         <w:tc>
           <w:tcPr>
-            <w:tcW w:type="dxa" w:w="3212"/>
+            <w:tcW w:type="dxa" w:w="2409"/>
             <w:shd w:fill="D9D9D9" w:val="clear"/>
           </w:tcPr>
           <w:p>
@@ -1151,7 +1566,7 @@
         </w:tc>
         <w:tc>
           <w:tcPr>
-            <w:tcW w:type="dxa" w:w="3212"/>
+            <w:tcW w:type="dxa" w:w="2409"/>
             <w:shd w:fill="D9D9D9" w:val="clear"/>
           </w:tcPr>
           <w:p>
@@ -1160,6 +1575,21 @@
                 <w:b/>
                 <w:bCs/>
               </w:rPr>
+              <w:t xml:space="preserve">Расчёт</w:t>
+            </w:r>
+          </w:p>
+        </w:tc>
+        <w:tc>
+          <w:tcPr>
+            <w:tcW w:type="dxa" w:w="2409"/>
+            <w:shd w:fill="D9D9D9" w:val="clear"/>
+          </w:tcPr>
+          <w:p>
+            <w:r>
+              <w:rPr>
+                <w:b/>
+                <w:bCs/>
+              </w:rPr>
               <w:t xml:space="preserve">Годовая выручка (сегмент ПВТ Беларуси, 1-й год)</w:t>
             </w:r>
           </w:p>
@@ -1168,7 +1598,7 @@
       <w:tr>
         <w:tc>
           <w:tcPr>
-            <w:tcW w:type="dxa" w:w="3212"/>
+            <w:tcW w:type="dxa" w:w="2409"/>
           </w:tcPr>
           <w:p>
             <w:r>
@@ -1178,29 +1608,46 @@
         </w:tc>
         <w:tc>
           <w:tcPr>
-            <w:tcW w:type="dxa" w:w="3212"/>
-          </w:tcPr>
-          <w:p>
-            <w:r>
-              <w:t xml:space="preserve">Низкая конверсия (5%), низкая доля нуждающихся (40%), $8/мес</w:t>
-            </w:r>
-          </w:p>
-        </w:tc>
-        <w:tc>
-          <w:tcPr>
-            <w:tcW w:type="dxa" w:w="3212"/>
-          </w:tcPr>
-          <w:p>
-            <w:r>
-              <w:t xml:space="preserve">≈ $15 000</w:t>
-            </w:r>
-          </w:p>
-        </w:tc>
-      </w:tr>
-      <w:tr>
-        <w:tc>
-          <w:tcPr>
-            <w:tcW w:type="dxa" w:w="3212"/>
+            <w:tcW w:type="dxa" w:w="2409"/>
+          </w:tcPr>
+          <w:p>
+            <w:r>
+              <w:t xml:space="preserve">Низкая конверсия (5%), низкая доля нуждающихся (40%), $480/год</w:t>
+            </w:r>
+          </w:p>
+        </w:tc>
+        <w:tc>
+          <w:tcPr>
+            <w:tcW w:type="dxa" w:w="2409"/>
+          </w:tcPr>
+          <w:p>
+            <w:r>
+              <w:t xml:space="preserve">1000 × 0,40 × 0,05 × 480</w:t>
+            </w:r>
+          </w:p>
+        </w:tc>
+        <w:tc>
+          <w:tcPr>
+            <w:tcW w:type="dxa" w:w="2409"/>
+          </w:tcPr>
+          <w:p>
+            <w:r>
+              <w:rPr>
+                <w:b/>
+                <w:bCs/>
+              </w:rPr>
+              <w:t xml:space="preserve">$9 600</w:t>
+            </w:r>
+            <w:r>
+              <w:t xml:space="preserve"> *(исправлено — в предыдущей версии здесь стояло ≈$15 000, что не сходилось с этими же допущениями; арифметическая ошибка найдена при ревизии и исправлена)*</w:t>
+            </w:r>
+          </w:p>
+        </w:tc>
+      </w:tr>
+      <w:tr>
+        <w:tc>
+          <w:tcPr>
+            <w:tcW w:type="dxa" w:w="2409"/>
           </w:tcPr>
           <w:p>
             <w:r>
@@ -1210,29 +1657,39 @@
         </w:tc>
         <w:tc>
           <w:tcPr>
-            <w:tcW w:type="dxa" w:w="3212"/>
-          </w:tcPr>
-          <w:p>
-            <w:r>
-              <w:t xml:space="preserve">Средние значения (см. разделы 5-6)</w:t>
-            </w:r>
-          </w:p>
-        </w:tc>
-        <w:tc>
-          <w:tcPr>
-            <w:tcW w:type="dxa" w:w="3212"/>
-          </w:tcPr>
-          <w:p>
-            <w:r>
-              <w:t xml:space="preserve">≈ $22 000–29 000</w:t>
-            </w:r>
-          </w:p>
-        </w:tc>
-      </w:tr>
-      <w:tr>
-        <w:tc>
-          <w:tcPr>
-            <w:tcW w:type="dxa" w:w="3212"/>
+            <w:tcW w:type="dxa" w:w="2409"/>
+          </w:tcPr>
+          <w:p>
+            <w:r>
+              <w:t xml:space="preserve">Значения раздела 6 (снизу вверх)</w:t>
+            </w:r>
+          </w:p>
+        </w:tc>
+        <w:tc>
+          <w:tcPr>
+            <w:tcW w:type="dxa" w:w="2409"/>
+          </w:tcPr>
+          <w:p>
+            <w:r>
+              <w:t xml:space="preserve">1000 × 0,60 × 0,10 × 480</w:t>
+            </w:r>
+          </w:p>
+        </w:tc>
+        <w:tc>
+          <w:tcPr>
+            <w:tcW w:type="dxa" w:w="2409"/>
+          </w:tcPr>
+          <w:p>
+            <w:r>
+              <w:t xml:space="preserve">≈ $28 800 (округлённо $22 000–29 000, см. раздел 6а SAM)</w:t>
+            </w:r>
+          </w:p>
+        </w:tc>
+      </w:tr>
+      <w:tr>
+        <w:tc>
+          <w:tcPr>
+            <w:tcW w:type="dxa" w:w="2409"/>
           </w:tcPr>
           <w:p>
             <w:r>
@@ -1242,7 +1699,7 @@
         </w:tc>
         <w:tc>
           <w:tcPr>
-            <w:tcW w:type="dxa" w:w="3212"/>
+            <w:tcW w:type="dxa" w:w="2409"/>
           </w:tcPr>
           <w:p>
             <w:r>
@@ -1252,11 +1709,28 @@
         </w:tc>
         <w:tc>
           <w:tcPr>
-            <w:tcW w:type="dxa" w:w="3212"/>
-          </w:tcPr>
-          <w:p>
-            <w:r>
-              <w:t xml:space="preserve">≈ $150 000+</w:t>
+            <w:tcW w:type="dxa" w:w="2409"/>
+          </w:tcPr>
+          <w:p>
+            <w:r>
+              <w:t xml:space="preserve">1000×0,70×0,20×480×5</w:t>
+            </w:r>
+          </w:p>
+        </w:tc>
+        <w:tc>
+          <w:tcPr>
+            <w:tcW w:type="dxa" w:w="2409"/>
+          </w:tcPr>
+          <w:p>
+            <w:r>
+              <w:rPr>
+                <w:b/>
+                <w:bCs/>
+              </w:rPr>
+              <w:t xml:space="preserve">$336 000</w:t>
+            </w:r>
+            <w:r>
+              <w:t xml:space="preserve"> *(исправлено — в предыдущей версии здесь стояло «$150 000+», что более чем вдвое занижало результат тех же самых допущений)*</w:t>
             </w:r>
           </w:p>
         </w:tc>
@@ -1435,17 +1909,27 @@
         <w:spacing w:after="120"/>
       </w:pPr>
       <w:r>
-        <w:t xml:space="preserve">Рынок был определён как русскоязычные IT-компании (стартовая база — зарегистрированные в ПВТ Беларуси, более 1000 компаний), которым нужен DSL-инструмент для диаграмм с AI-генерацией. Поисковый спрос (ЛР1) и данные SimilarWeb по ближайшему прямому аналогу (plantuml.com, Россия — топ-страна трафика) подтверждают наличие цифровой активности в сегменте. Расчёт «сверху вниз» и «снизу вверх» дают согласованный диапазон </w:t>
+        <w:t xml:space="preserve">Рынок был определён как русскоязычные IT-компании (стартовая база — зарегистрированные в ПВТ Беларуси, более 1000 компаний), которым нужен DSL-инструмент для диаграмм с AI-генерацией. Поисковый спрос (ЛР1) и данные SimilarWeb по ближайшему прямому аналогу (plantuml.com, Россия — топ-страна трафика) подтверждают наличие цифровой активности в сегменте. Независимый расчёт «сверху вниз» от ВВП/оборота ИТ-сектора Беларуси даёт потолок рынка (TAM) ≈$479 000/год; расчёт «снизу вверх» через количество потенциальных клиентов даёт обслуживаемый рынок (SAM) ≈$21 600–28 800/год. Такой разрыв ожидаем для top-down-потолка (методика ЛР2, §7.1) и требует, а не отменяет, дальнейшего уточнения коэффициентов сужения. Достижимая в 1-й год доля (SOM, осторожный сценарий) — </w:t>
       </w:r>
       <w:r>
         <w:rPr>
           <w:b/>
           <w:bCs/>
         </w:rPr>
-        <w:t xml:space="preserve">$15 000–29 000/год</w:t>
-      </w:r>
-      <w:r>
-        <w:t xml:space="preserve"> в базовом и осторожном сценарии для стартового сегмента ПВТ Беларуси, с потенциалом кратного роста при расширении на СНГ (оптимистичный сценарий). Расчёт требует дальнейшей проверки через прямой опрос потенциальных клиентов и тестовые продажи после запуска первого релиза.</w:t>
+        <w:t xml:space="preserve">$9 600</w:t>
+      </w:r>
+      <w:r>
+        <w:t xml:space="preserve">, с потенциалом до </w:t>
+      </w:r>
+      <w:r>
+        <w:rPr>
+          <w:b/>
+          <w:bCs/>
+        </w:rPr>
+        <w:t xml:space="preserve">$336 000/год</w:t>
+      </w:r>
+      <w:r>
+        <w:t xml:space="preserve"> при расширении на СНГ (оптимистичный сценарий). Расчёт требует дальнейшей проверки через прямой опрос потенциальных клиентов и тестовые продажи после запуска первого релиза.</w:t>
       </w:r>
     </w:p>
     <w:p>

--- a/labs/lab2-3-market-size/ЛР2-3_Объём_рынка_DiagramCode.docx
+++ b/labs/lab2-3-market-size/ЛР2-3_Объём_рынка_DiagramCode.docx
@@ -1089,7 +1089,7 @@
           <w:sz w:val="20"/>
           <w:szCs w:val="20"/>
         </w:rPr>
-        <w:t xml:space="preserve">                     = $4 790 000 000 × 0,02 × 0,05 × 0,10</w:t>
+        <w:t xml:space="preserve">                     = $4 793 990 000 × 0,02 × 0,05 × 0,10</w:t>
       </w:r>
     </w:p>
     <w:p>
@@ -1102,7 +1102,7 @@
           <w:sz w:val="20"/>
           <w:szCs w:val="20"/>
         </w:rPr>
-        <w:t xml:space="preserve">                     = $479 000/год</w:t>
+        <w:t xml:space="preserve">                     = $479 399/год</w:t>
       </w:r>
     </w:p>
     <w:p>
@@ -1115,7 +1115,7 @@
         <w:spacing w:after="120"/>
       </w:pPr>
       <w:r>
-        <w:t xml:space="preserve">Это верхний потолок (TAM), а не прогноз продаж — расчёт от агрегата почти всегда завышает (методика ЛР2, §7.1 «плюсы/ограничения» top-down), что и произошло: $479 000 на порядок больше, чем оценка через клиентов в разделе 6. Это ожидаемо и не является ошибкой — правило согласования №1 (инструкция ЛР2, §11) требует в такой ситуации перепроверить коэффициенты сужения, а не подгонять числа друг под друга; три допущения выше — самое узкое место всего расчёта и явно помечены как требующие проверки.</w:t>
+        <w:t xml:space="preserve">Это верхний потолок (TAM), а не прогноз продаж — расчёт от агрегата почти всегда завышает (методика ЛР2, §7.1 «плюсы/ограничения» top-down), что и произошло: $479 399 на порядок больше, чем оценка через клиентов в разделе 6. Это ожидаемо и не является ошибкой — правило согласования №1 (инструкция ЛР2, §11) требует в такой ситуации перепроверить коэффициенты сужения, а не подгонять числа друг под друга; три допущения выше — самое узкое место всего расчёта и явно помечены как требующие проверки.</w:t>
       </w:r>
     </w:p>
     <w:p>
@@ -1301,7 +1301,7 @@
                 <w:b/>
                 <w:bCs/>
               </w:rPr>
-              <w:t xml:space="preserve">≈ $479 000/год</w:t>
+              <w:t xml:space="preserve">$479 399/год</w:t>
             </w:r>
           </w:p>
         </w:tc>
@@ -1344,17 +1344,17 @@
                 <w:b/>
                 <w:bCs/>
               </w:rPr>
-              <w:t xml:space="preserve">≈ $21 600–28 800/год</w:t>
-            </w:r>
-          </w:p>
-        </w:tc>
-        <w:tc>
-          <w:tcPr>
-            <w:tcW w:type="dxa" w:w="3212"/>
-          </w:tcPr>
-          <w:p>
-            <w:r>
-              <w:t xml:space="preserve">Раздел 6 (снизу вверх) — компании ПВТ, реально нуждающиеся и готовые покупать онлайн</w:t>
+              <w:t xml:space="preserve">$28 800/год</w:t>
+            </w:r>
+          </w:p>
+        </w:tc>
+        <w:tc>
+          <w:tcPr>
+            <w:tcW w:type="dxa" w:w="3212"/>
+          </w:tcPr>
+          <w:p>
+            <w:r>
+              <w:t xml:space="preserve">Раздел 6 (снизу вверх) — компании ПВТ, реально нуждающиеся и готовые покупать онлайн. *(Исправлено — раньше здесь стоял диапазон «$21 600–28 800», но $21 600 нигде в документе не считается; единственный реальный расчёт в разделе 6 даёт $28 800, поэтому SAM — одно число, не диапазон)*</w:t>
             </w:r>
           </w:p>
         </w:tc>
@@ -1387,17 +1387,17 @@
                 <w:b/>
                 <w:bCs/>
               </w:rPr>
-              <w:t xml:space="preserve">≈ $9 600–15 000/год</w:t>
-            </w:r>
-          </w:p>
-        </w:tc>
-        <w:tc>
-          <w:tcPr>
-            <w:tcW w:type="dxa" w:w="3212"/>
-          </w:tcPr>
-          <w:p>
-            <w:r>
-              <w:t xml:space="preserve">Осторожный сценарий раздела 8 — реалистичный захват в первый год с учётом отсутствия репутации у нового продукта</w:t>
+              <w:t xml:space="preserve">$9 600/год</w:t>
+            </w:r>
+          </w:p>
+        </w:tc>
+        <w:tc>
+          <w:tcPr>
+            <w:tcW w:type="dxa" w:w="3212"/>
+          </w:tcPr>
+          <w:p>
+            <w:r>
+              <w:t xml:space="preserve">Осторожный сценарий раздела 8. *(Исправлено — раньше здесь стоял диапазон «$9 600–15 000», где $15 000 — старое ошибочное значение сценария до исправления арифметики; актуальный расчёт даёт ровно $9 600)*</w:t>
             </w:r>
           </w:p>
         </w:tc>
@@ -1413,7 +1413,7 @@
         <w:spacing w:after="120"/>
       </w:pPr>
       <w:r>
-        <w:t xml:space="preserve">Разрыв TAM/SAM почти в 20 раз — прямое следствие того, что три коэффициента сужения в разделе 5 (2 %, 5 %, 10 %) экспертные и не проверены; такой разрыв методика явно ожидает от grubого top-down-потолка и не считает ошибкой сам по себе, но требует явно об этом написать в отчёте, а не молчать.</w:t>
+        <w:t xml:space="preserve">Разрыв TAM/SAM — более чем в 16 раз (479 399 / 28 800 ≈ 16,6) — прямое следствие того, что три коэффициента сужения в разделе 5 (2 %, 5 %, 10 %) экспертные и не проверены; такой разрыв методика явно ожидает от грубого top-down-потолка и не считает ошибкой сам по себе, но требует явно об этом написать в отчёте, а не молчать.</w:t>
       </w:r>
     </w:p>
     <w:p>
@@ -1681,7 +1681,14 @@
           </w:tcPr>
           <w:p>
             <w:r>
-              <w:t xml:space="preserve">≈ $28 800 (округлённо $22 000–29 000, см. раздел 6а SAM)</w:t>
+              <w:rPr>
+                <w:b/>
+                <w:bCs/>
+              </w:rPr>
+              <w:t xml:space="preserve">$28 800</w:t>
+            </w:r>
+            <w:r>
+              <w:t xml:space="preserve"> (= SAM, раздел 6а)</w:t>
             </w:r>
           </w:p>
         </w:tc>
@@ -1909,7 +1916,7 @@
         <w:spacing w:after="120"/>
       </w:pPr>
       <w:r>
-        <w:t xml:space="preserve">Рынок был определён как русскоязычные IT-компании (стартовая база — зарегистрированные в ПВТ Беларуси, более 1000 компаний), которым нужен DSL-инструмент для диаграмм с AI-генерацией. Поисковый спрос (ЛР1) и данные SimilarWeb по ближайшему прямому аналогу (plantuml.com, Россия — топ-страна трафика) подтверждают наличие цифровой активности в сегменте. Независимый расчёт «сверху вниз» от ВВП/оборота ИТ-сектора Беларуси даёт потолок рынка (TAM) ≈$479 000/год; расчёт «снизу вверх» через количество потенциальных клиентов даёт обслуживаемый рынок (SAM) ≈$21 600–28 800/год. Такой разрыв ожидаем для top-down-потолка (методика ЛР2, §7.1) и требует, а не отменяет, дальнейшего уточнения коэффициентов сужения. Достижимая в 1-й год доля (SOM, осторожный сценарий) — </w:t>
+        <w:t xml:space="preserve">Рынок был определён как русскоязычные IT-компании (стартовая база — зарегистрированные в ПВТ Беларуси, более 1000 компаний), которым нужен DSL-инструмент для диаграмм с AI-генерацией. Поисковый спрос (ЛР1) и данные SimilarWeb по ближайшему прямому аналогу (plantuml.com, Россия — топ-страна трафика) подтверждают наличие цифровой активности в сегменте. Независимый расчёт «сверху вниз» от ВВП/оборота ИТ-сектора Беларуси даёт потолок рынка (TAM) $479 399/год; расчёт «снизу вверх» через количество потенциальных клиентов даёт обслуживаемый рынок (SAM) $28 800/год. Такой разрыв ожидаем для top-down-потолка (методика ЛР2, §7.1) и требует, а не отменяет, дальнейшего уточнения коэффициентов сужения. Достижимая в 1-й год доля (SOM, осторожный сценарий) — </w:t>
       </w:r>
       <w:r>
         <w:rPr>

--- a/labs/lab2-3-market-size/ЛР2-3_Объём_рынка_DiagramCode.docx
+++ b/labs/lab2-3-market-size/ЛР2-3_Объём_рынка_DiagramCode.docx
@@ -67,7 +67,7 @@
         <w:spacing w:after="120" w:before="240"/>
       </w:pPr>
       <w:r>
-        <w:t xml:space="preserve">2. Данные SimilarWeb (реальные, бесплатный доступ, снято 2026-09-17)</w:t>
+        <w:t xml:space="preserve">2. Данные SimilarWeb (реальные, бесплатный доступ, снято 2026-09-17 и 2026-09-23)</w:t>
       </w:r>
     </w:p>
     <w:tbl>
@@ -119,7 +119,7 @@
                 <w:b/>
                 <w:bCs/>
               </w:rPr>
-              <w:t xml:space="preserve">Оценка визитов</w:t>
+              <w:t xml:space="preserve">Оценка визитов (посл. отчётный период)</w:t>
             </w:r>
           </w:p>
         </w:tc>
@@ -186,7 +186,7 @@
           </w:tcPr>
           <w:p>
             <w:r>
-              <w:t xml:space="preserve">~507 тыс. визитов (посл. отчётный период)</w:t>
+              <w:t xml:space="preserve">~507 тыс. визитов *(снято 2026-09-17)*</w:t>
             </w:r>
           </w:p>
         </w:tc>
@@ -245,7 +245,7 @@
           </w:tcPr>
           <w:p>
             <w:r>
-              <w:t xml:space="preserve">&lt; 20 тыс. визитов</w:t>
+              <w:t xml:space="preserve">&lt; 20 тыс. визитов *(снято 2026-09-17)*</w:t>
             </w:r>
           </w:p>
         </w:tc>
@@ -287,7 +287,7 @@
           </w:tcPr>
           <w:p>
             <w:r>
-              <w:t xml:space="preserve">eraser.io, app.diagrams.net (drawio)</w:t>
+              <w:t xml:space="preserve">eraser.io</w:t>
             </w:r>
           </w:p>
         </w:tc>
@@ -301,7 +301,10 @@
                 <w:b/>
                 <w:bCs/>
               </w:rPr>
-              <w:t xml:space="preserve">нет данных</w:t>
+              <w:t xml:space="preserve">678,5 тыс. визитов</w:t>
+            </w:r>
+            <w:r>
+              <w:t xml:space="preserve"> *(снято 2026-09-23)*</w:t>
             </w:r>
           </w:p>
         </w:tc>
@@ -311,7 +314,14 @@
           </w:tcPr>
           <w:p>
             <w:r>
-              <w:t xml:space="preserve">—</w:t>
+              <w:rPr>
+                <w:b/>
+                <w:bCs/>
+              </w:rPr>
+              <w:t xml:space="preserve">#70 444</w:t>
+            </w:r>
+            <w:r>
+              <w:t xml:space="preserve"> (страновой ранг #11 388 в Индии, категорийный ранг #391)</w:t>
             </w:r>
           </w:p>
         </w:tc>
@@ -321,7 +331,14 @@
           </w:tcPr>
           <w:p>
             <w:r>
-              <w:t xml:space="preserve">—</w:t>
+              <w:rPr>
+                <w:b/>
+                <w:bCs/>
+              </w:rPr>
+              <w:t xml:space="preserve">Индия — 40,81 %</w:t>
+            </w:r>
+            <w:r>
+              <w:t xml:space="preserve"> трафика, далее США 8,61 %, ЮАР 2,88 %</w:t>
             </w:r>
           </w:p>
         </w:tc>
@@ -331,7 +348,76 @@
           </w:tcPr>
           <w:p>
             <w:r>
-              <w:t xml:space="preserve">Бесплатный тариф SimilarWeb исчерпал лимит запросов после 2 доменов в рамках одной сессии — честно зафиксировано как ограничение метода (см. раздел 6)</w:t>
+              <w:t xml:space="preserve">Bounce rate 43,73 %, 3,57 стр./визит, ср. время визита 1 мин 39 с. Основной канал — прямые заходы (49,05 %), затем органический поиск. Русскоязычный сегмент не входит даже в топ-5 стран</w:t>
+            </w:r>
+          </w:p>
+        </w:tc>
+      </w:tr>
+      <w:tr>
+        <w:tc>
+          <w:tcPr>
+            <w:tcW w:type="dxa" w:w="1927"/>
+          </w:tcPr>
+          <w:p>
+            <w:r>
+              <w:t xml:space="preserve">app.diagrams.net (draw.io)</w:t>
+            </w:r>
+          </w:p>
+        </w:tc>
+        <w:tc>
+          <w:tcPr>
+            <w:tcW w:type="dxa" w:w="1927"/>
+          </w:tcPr>
+          <w:p>
+            <w:r>
+              <w:rPr>
+                <w:b/>
+                <w:bCs/>
+              </w:rPr>
+              <w:t xml:space="preserve">7,8 млн визитов</w:t>
+            </w:r>
+            <w:r>
+              <w:t xml:space="preserve"> *(снято 2026-09-23)*</w:t>
+            </w:r>
+          </w:p>
+        </w:tc>
+        <w:tc>
+          <w:tcPr>
+            <w:tcW w:type="dxa" w:w="1927"/>
+          </w:tcPr>
+          <w:p>
+            <w:r>
+              <w:t xml:space="preserve">Global/Country/Category Rank для этого поддомена SimilarWeb не показывает («--») при наличии данных о визитах — зафиксировано как есть, без досчёта</w:t>
+            </w:r>
+          </w:p>
+        </w:tc>
+        <w:tc>
+          <w:tcPr>
+            <w:tcW w:type="dxa" w:w="1927"/>
+          </w:tcPr>
+          <w:p>
+            <w:r>
+              <w:t xml:space="preserve">США — 10,89 %, далее Индия 8,29 %, Индонезия 6,29 %, Китай 4,62 %, Вьетнам 4,35 %</w:t>
+            </w:r>
+          </w:p>
+        </w:tc>
+        <w:tc>
+          <w:tcPr>
+            <w:tcW w:type="dxa" w:w="1927"/>
+          </w:tcPr>
+          <w:p>
+            <w:r>
+              <w:t xml:space="preserve">Bounce rate 55,5 %, 2,98 стр./визит. Основной канал — прямые заходы (68,65 %). На порядок больше визитов, чем у остальных трёх доменов — но это отражает аудиторию </w:t>
+            </w:r>
+            <w:r>
+              <w:rPr>
+                <w:b/>
+                <w:bCs/>
+              </w:rPr>
+              <w:t xml:space="preserve">общего</w:t>
+            </w:r>
+            <w:r>
+              <w:t xml:space="preserve"> визуального редактора диаграмм (широкий органический поисковый спрос вида «flowchart maker»), а не именно ниши «диаграмма как код» с AI — прямое сравнение по трафику между app.diagrams.net и остальными доменами занижает относительный вес нишевых DSL-инструментов (см. ограничение ниже)</w:t>
             </w:r>
           </w:p>
         </w:tc>
@@ -341,6 +427,14 @@
       <w:pPr>
         <w:spacing w:after="120"/>
       </w:pPr>
+    </w:p>
+    <w:p>
+      <w:pPr>
+        <w:spacing w:after="120"/>
+      </w:pPr>
+      <w:r>
+        <w:t xml:space="preserve">Ранее (снятие 2026-09-17) данные по eraser.io и app.diagrams.net не были получены — бесплатный тариф SimilarWeb исчерпал лимит запросов после 2 доменов в рамках одной сессии/IP. Повторное обращение 2026-09-23 (другая сессия) лимита не встретило — оба недостающих домена сняты, таблица выше дополнена, пробел закрыт.</w:t>
+      </w:r>
     </w:p>
     <w:p>
       <w:pPr>
@@ -354,7 +448,7 @@
         <w:t xml:space="preserve">Фиксация параметров выгрузки</w:t>
       </w:r>
       <w:r>
-        <w:t xml:space="preserve"> (обязательна по методике): дата обращения — 2026-09-17; инструмент — similarweb.com, бесплатный веб-доступ без регистрации/подписки; период — «последние 3 месяца» (окно, которое SimilarWeb показывает по умолчанию на бесплatном тарифе); география — не фильтровалась (глобальные данные с разбивкой по странам).</w:t>
+        <w:t xml:space="preserve"> (обязательна по методике): дата обращения — 2026-09-17 (plantuml.com, mermaidchart.com) и 2026-09-23 (eraser.io, app.diagrams.net); инструмент — similarweb.com, бесплатный веб-доступ без регистрации/подписки; период — «последние 3 месяца» (окно, которое SimilarWeb показывает по умолчанию на бесплatном тарифе); география — не фильтровалась (глобальные данные с разбивкой по странам).</w:t>
       </w:r>
     </w:p>
     <w:p>

--- a/labs/lab2-3-market-size/ЛР2-3_Объём_рынка_DiagramCode.docx
+++ b/labs/lab2-3-market-size/ЛР2-3_Объём_рынка_DiagramCode.docx
@@ -2052,7 +2052,7 @@
         <w:spacing w:after="80"/>
       </w:pPr>
       <w:r>
-        <w:t xml:space="preserve">SimilarWeb на бесплатном тарифе дал полные данные только по 2 доменам из 4 запланированных (eraser.io и app.diagrams.net — «лимит запросов исчерпан»); эти два — важные конкуренты, для полной картины нужен платный доступ или запрос в другой день/с другого аккаунта.</w:t>
+        <w:t xml:space="preserve">Трафик сайта plantuml.com системно недооценивает реальную базу пользователей (локальный рендеринг через IDE-плагины не отслеживается веб-аналитикой).</w:t>
       </w:r>
     </w:p>
     <w:p>
@@ -2065,7 +2065,7 @@
         <w:spacing w:after="80"/>
       </w:pPr>
       <w:r>
-        <w:t xml:space="preserve">Трафик сайта plantuml.com системно недооценивает реальную базу пользователей (локальный рендеринг через IDE-плагины не отслеживается веб-аналитикой).</w:t>
+        <w:t xml:space="preserve">Все коэффициенты сужения (доля нуждающихся, доля готовых платить, конверсии) — экспертные допущения, а не измеренные величины; помечены явно и подлежат проверке.</w:t>
       </w:r>
     </w:p>
     <w:p>
@@ -2078,20 +2078,16 @@
         <w:spacing w:after="80"/>
       </w:pPr>
       <w:r>
-        <w:t xml:space="preserve">Все коэффициенты сужения (доля нуждающихся, доля готовых платить, конверсии) — экспертные допущения, а не измеренные величины; помечены явно и подлежат проверке.</w:t>
-      </w:r>
-    </w:p>
-    <w:p>
-      <w:pPr>
-        <w:pStyle w:val="ListParagraph"/>
-        <w:numPr>
-          <w:ilvl w:val="0"/>
-          <w:numId w:val="1"/>
-        </w:numPr>
-        <w:spacing w:after="80"/>
-      </w:pPr>
-      <w:r>
-        <w:t xml:space="preserve">Цена DiagramCode ($8/участник/мес) — рабочее допущение по аналогии с рынком, не подтверждённое решение о прайсинге.</w:t>
+        <w:t xml:space="preserve">Цена DiagramCode ($8/участник/мес) — принятая цена для всех расчётов (обоснование: раздел 4 и </w:t>
+      </w:r>
+      <w:r>
+        <w:rPr>
+          <w:rFonts w:ascii="Consolas" w:cs="Consolas" w:eastAsia="Consolas" w:hAnsi="Consolas"/>
+        </w:rPr>
+        <w:t xml:space="preserve">ЧТО_ДОСНЯТЬ_САМОЙ.md</w:t>
+      </w:r>
+      <w:r>
+        <w:t xml:space="preserve">, раздел 2), не измеренная рынком величина — при появлении данных о реальной готовности платить подлежит пересмотру.</w:t>
       </w:r>
     </w:p>
     <w:p>
@@ -2100,7 +2096,7 @@
         <w:spacing w:after="120" w:before="240"/>
       </w:pPr>
       <w:r>
-        <w:t xml:space="preserve">12. Что нужно доснять самой (если хотите более точный расчёт)</w:t>
+        <w:t xml:space="preserve">12. Данные SimilarWeb по eraser.io и app.diagrams.net — закрыто</w:t>
       </w:r>
     </w:p>
     <w:p>
@@ -2108,20 +2104,13 @@
         <w:spacing w:after="120"/>
       </w:pPr>
       <w:r>
-        <w:rPr>
-          <w:b/>
-          <w:bCs/>
-        </w:rPr>
-        <w:t xml:space="preserve">Что снять</w:t>
-      </w:r>
-      <w:r>
-        <w:t xml:space="preserve">: данные SimilarWeb по </w:t>
+        <w:t xml:space="preserve">Изначально бесплатный лимит SimilarWeb исчерпался после 2 доменов (plantuml.com, mermaidchart.com, снято 2026-09-17). Оставшиеся два довыгружены самостоятельно 2026-09-23 (другая сессия — лимит не был исчерпан, регистрация не требуется) и уже внесены в раздел 2 выше. Скриншоты этих двух страниц — по желанию, для рисунков в документе, не для расчёта (цифры уже приведены текстом с источником и датой): 1. [similarweb.com/website/eraser.io](https://www.similarweb.com/website/eraser.io/) и [similarweb.com/website/app.diagrams.net](https://www.similarweb.com/website/app.diagrams.net/). 2. Скриншот блоков Total Visits, Global Rank, Top Countries. 3. Сохранить в </w:t>
       </w:r>
       <w:r>
         <w:rPr>
           <w:rFonts w:ascii="Consolas" w:cs="Consolas" w:eastAsia="Consolas" w:hAnsi="Consolas"/>
         </w:rPr>
-        <w:t xml:space="preserve">eraser.io</w:t>
+        <w:t xml:space="preserve">labs/lab2-3-market-size/screenshots/similarweb_eraser.png</w:t>
       </w:r>
       <w:r>
         <w:t xml:space="preserve"> и </w:t>
@@ -2130,94 +2119,10 @@
         <w:rPr>
           <w:rFonts w:ascii="Consolas" w:cs="Consolas" w:eastAsia="Consolas" w:hAnsi="Consolas"/>
         </w:rPr>
-        <w:t xml:space="preserve">app.diagrams.net</w:t>
-      </w:r>
-      <w:r>
-        <w:t xml:space="preserve"> (лимит бесплатного доступа исчерпан с этого браузера/IP).</w:t>
-      </w:r>
-    </w:p>
-    <w:p>
-      <w:pPr>
-        <w:spacing w:after="120"/>
-      </w:pPr>
-      <w:r>
-        <w:rPr>
-          <w:b/>
-          <w:bCs/>
-        </w:rPr>
-        <w:t xml:space="preserve">Как снять</w:t>
-      </w:r>
-      <w:r>
-        <w:t xml:space="preserve">: 1. Открыть [similarweb.com/website/eraser.io](https://www.similarweb.com/website/eraser.io/) с другого браузера/устройства или через день, когда лимит бесплатных запросов обновится. 2. Сделать скриншот блока «Total Visits», «Global Rank», «Top Countries». 3. Повторить для </w:t>
-      </w:r>
-      <w:r>
-        <w:rPr>
-          <w:rFonts w:ascii="Consolas" w:cs="Consolas" w:eastAsia="Consolas" w:hAnsi="Consolas"/>
-        </w:rPr>
-        <w:t xml:space="preserve">app.diagrams.net</w:t>
-      </w:r>
-      <w:r>
-        <w:t xml:space="preserve">. 4. Сохранить в </w:t>
-      </w:r>
-      <w:r>
-        <w:rPr>
-          <w:rFonts w:ascii="Consolas" w:cs="Consolas" w:eastAsia="Consolas" w:hAnsi="Consolas"/>
-        </w:rPr>
-        <w:t xml:space="preserve">labs/lab2-3-market-size/screenshots/</w:t>
-      </w:r>
-      <w:r>
-        <w:t xml:space="preserve"> с именем </w:t>
-      </w:r>
-      <w:r>
-        <w:rPr>
-          <w:rFonts w:ascii="Consolas" w:cs="Consolas" w:eastAsia="Consolas" w:hAnsi="Consolas"/>
-        </w:rPr>
-        <w:t xml:space="preserve">similarweb_eraser.png</w:t>
-      </w:r>
-      <w:r>
-        <w:t xml:space="preserve">, </w:t>
-      </w:r>
-      <w:r>
-        <w:rPr>
-          <w:rFonts w:ascii="Consolas" w:cs="Consolas" w:eastAsia="Consolas" w:hAnsi="Consolas"/>
-        </w:rPr>
         <w:t xml:space="preserve">similarweb_drawio.png</w:t>
       </w:r>
       <w:r>
         <w:t xml:space="preserve">.</w:t>
-      </w:r>
-    </w:p>
-    <w:p>
-      <w:pPr>
-        <w:spacing w:after="120"/>
-      </w:pPr>
-      <w:r>
-        <w:rPr>
-          <w:b/>
-          <w:bCs/>
-        </w:rPr>
-        <w:t xml:space="preserve">Подпись</w:t>
-      </w:r>
-      <w:r>
-        <w:t xml:space="preserve">: «Рисунок 2.N — Трафик и география </w:t>
-      </w:r>
-      <w:r>
-        <w:rPr>
-          <w:rFonts w:ascii="Consolas" w:cs="Consolas" w:eastAsia="Consolas" w:hAnsi="Consolas"/>
-        </w:rPr>
-        <w:t xml:space="preserve">&lt;домен&gt;</w:t>
-      </w:r>
-      <w:r>
-        <w:t xml:space="preserve"> по данным SimilarWeb (бесплатный доступ, дата снятия: </w:t>
-      </w:r>
-      <w:r>
-        <w:rPr>
-          <w:rFonts w:ascii="Consolas" w:cs="Consolas" w:eastAsia="Consolas" w:hAnsi="Consolas"/>
-        </w:rPr>
-        <w:t xml:space="preserve">&lt;дата&gt;</w:t>
-      </w:r>
-      <w:r>
-        <w:t xml:space="preserve">)».</w:t>
       </w:r>
     </w:p>
     <w:sectPr>
